--- a/Backend/Director_Disclosure/Output_Disclosures/2024-25/ADANI_RENEWABLE_ENERGY_HOLDING_TEN_LIMITED/DIR-8/DIR8_Bhupendra_Kantiprasad_Asawa_08184892.docx
+++ b/Backend/Director_Disclosure/Output_Disclosures/2024-25/ADANI_RENEWABLE_ENERGY_HOLDING_TEN_LIMITED/DIR-8/DIR8_Bhupendra_Kantiprasad_Asawa_08184892.docx
@@ -189,7 +189,7 @@
           <w:b w:val="0"/>
           <w:sz w:val="23"/>
         </w:rPr>
-        <w:t>I, Bhupendra Kantiprasad Asawa, son/daughter of Mr. {{FATHER_NAME}}, resident of 14, JYOTI NGR, OPP CENTRAL SCHOOL NO. 3, HOSHANGABAD RD, BHOPAL, Madhya Pradesh- 462026, India hereby give notice that I am/was a Director in the following companies during the last three years:-</w:t>
+        <w:t>I, BHUPENDRA KANTIPRASAD ASAWA, son/daughter of Mr. {{FATHER_NAME}}, resident of 14, JYOTI NGR, OPP CENTRAL SCHOOL NO. 3, HOSHANGABAD RD, BHOPAL, Madhya Pradesh- 462026, India hereby give notice that I am/was a Director in the following companies during the last three years:-</w:t>
       </w:r>
     </w:p>
     <w:p>
@@ -334,6 +334,14 @@
               <w:spacing w:after="0"/>
               <w:jc w:val="both"/>
             </w:pPr>
+            <w:r>
+              <w:rPr>
+                <w:rFonts w:ascii="Adani" w:hAnsi="Adani" w:eastAsia="Adani" w:cs="Adani"/>
+                <w:b w:val="0"/>
+                <w:sz w:val="23"/>
+              </w:rPr>
+              <w:t>ADANI RENEWABLE ENERGY HOLDING TEN LIMITED</w:t>
+            </w:r>
           </w:p>
         </w:tc>
         <w:tc>
@@ -345,6 +353,14 @@
               <w:spacing w:after="0"/>
               <w:jc w:val="center"/>
             </w:pPr>
+            <w:r>
+              <w:rPr>
+                <w:rFonts w:ascii="Adani" w:hAnsi="Adani" w:eastAsia="Adani" w:cs="Adani"/>
+                <w:b w:val="0"/>
+                <w:sz w:val="23"/>
+              </w:rPr>
+              <w:t>16/04/2019</w:t>
+            </w:r>
           </w:p>
         </w:tc>
         <w:tc>
@@ -523,7 +539,7 @@
         </w:rPr>
         <w:t xml:space="preserve">Name           </w:t>
         <w:tab/>
-        <w:t xml:space="preserve">:  Bhupendra Kantiprasad Asawa</w:t>
+        <w:t xml:space="preserve">:  BHUPENDRA KANTIPRASAD ASAWA</w:t>
       </w:r>
     </w:p>
     <w:p>
@@ -567,7 +583,7 @@
           <w:b w:val="0"/>
           <w:sz w:val="23"/>
         </w:rPr>
-        <w:t xml:space="preserve">Date: 07th May, 2026</w:t>
+        <w:t xml:space="preserve">Date: 15th May, 2026</w:t>
         <w:tab/>
       </w:r>
     </w:p>
